--- a/aws/Atividade 01 de  SISTEMAS OPERACIONAIS.docx
+++ b/aws/Atividade 01 de  SISTEMAS OPERACIONAIS.docx
@@ -2,436 +2,6 @@
 <file path=word/document.xml><?xml version="1.0" encoding="utf-8"?>
 <w:document xmlns:wpc="http://schemas.microsoft.com/office/word/2010/wordprocessingCanvas" xmlns:cx="http://schemas.microsoft.com/office/drawing/2014/chartex" xmlns:cx1="http://schemas.microsoft.com/office/drawing/2015/9/8/chartex" xmlns:cx2="http://schemas.microsoft.com/office/drawing/2015/10/21/chartex" xmlns:cx3="http://schemas.microsoft.com/office/drawing/2016/5/9/chartex" xmlns:cx4="http://schemas.microsoft.com/office/drawing/2016/5/10/chartex" xmlns:cx5="http://schemas.microsoft.com/office/drawing/2016/5/11/chartex" xmlns:cx6="http://schemas.microsoft.com/office/drawing/2016/5/12/chartex" xmlns:cx7="http://schemas.microsoft.com/office/drawing/2016/5/13/chartex" xmlns:cx8="http://schemas.microsoft.com/office/drawing/2016/5/14/chartex" xmlns:mc="http://schemas.openxmlformats.org/markup-compatibility/2006" xmlns:aink="http://schemas.microsoft.com/office/drawing/2016/ink" xmlns:am3d="http://schemas.microsoft.com/office/drawing/2017/model3d" xmlns:o="urn:schemas-microsoft-com:office:office" xmlns:oel="http://schemas.microsoft.com/office/2019/extlst" xmlns:r="http://schemas.openxmlformats.org/officeDocument/2006/relationships" xmlns:m="http://schemas.openxmlformats.org/officeDocument/2006/math" xmlns:v="urn:schemas-microsoft-com:vml" xmlns:wp14="http://schemas.microsoft.com/office/word/2010/wordprocessingDrawing" xmlns:wp="http://schemas.openxmlformats.org/drawingml/2006/wordprocessingDrawing" xmlns:w10="urn:schemas-microsoft-com:office:word" xmlns:w="http://schemas.openxmlformats.org/wordprocessingml/2006/main" xmlns:w14="http://schemas.microsoft.com/office/word/2010/wordml" xmlns:w15="http://schemas.microsoft.com/office/word/2012/wordml" xmlns:w16cex="http://schemas.microsoft.com/office/word/2018/wordml/cex" xmlns:w16cid="http://schemas.microsoft.com/office/word/2016/wordml/cid" xmlns:w16="http://schemas.microsoft.com/office/word/2018/wordml" xmlns:w16du="http://schemas.microsoft.com/office/word/2023/wordml/word16du" xmlns:w16sdtdh="http://schemas.microsoft.com/office/word/2020/wordml/sdtdatahash" xmlns:w16sdtfl="http://schemas.microsoft.com/office/word/2024/wordml/sdtformatlock" xmlns:w16se="http://schemas.microsoft.com/office/word/2015/wordml/symex" xmlns:wpg="http://schemas.microsoft.com/office/word/2010/wordprocessingGroup" xmlns:wpi="http://schemas.microsoft.com/office/word/2010/wordprocessingInk" xmlns:wne="http://schemas.microsoft.com/office/word/2006/wordml" xmlns:wps="http://schemas.microsoft.com/office/word/2010/wordprocessingShape" mc:Ignorable="w14 w15 w16se w16cid w16 w16cex w16sdtdh w16sdtfl w16du wp14">
   <w:body>
-    <w:p>
-      <w:pPr>
-        <w:spacing w:before="120" w:after="0"/>
-        <w:jc w:val="center"/>
-        <w:rPr>
-          <w:b/>
-          <w:bCs/>
-          <w:color w:val="000000" w:themeColor="text1"/>
-        </w:rPr>
-      </w:pPr>
-      <w:r>
-        <w:t xml:space="preserve"> </w:t>
-      </w:r>
-      <w:bookmarkStart w:id="0" w:name="_Hlk190203728"/>
-      <w:r>
-        <w:rPr>
-          <w:noProof/>
-        </w:rPr>
-        <w:drawing>
-          <wp:inline distT="0" distB="0" distL="0" distR="0" wp14:anchorId="419CC087" wp14:editId="3592E3B8">
-            <wp:extent cx="1028700" cy="1019171"/>
-            <wp:effectExtent l="0" t="0" r="0" b="0"/>
-            <wp:docPr id="638633020" name="Imagem 1962938702" descr="Desenho de personagem de desenho animado&#10;&#10;O conteúdo gerado por IA pode estar incorreto."/>
-            <wp:cNvGraphicFramePr/>
-            <a:graphic xmlns:a="http://schemas.openxmlformats.org/drawingml/2006/main">
-              <a:graphicData uri="http://schemas.openxmlformats.org/drawingml/2006/picture">
-                <pic:pic xmlns:pic="http://schemas.openxmlformats.org/drawingml/2006/picture">
-                  <pic:nvPicPr>
-                    <pic:cNvPr id="0" name=""/>
-                    <pic:cNvPicPr/>
-                  </pic:nvPicPr>
-                  <pic:blipFill>
-                    <a:blip r:embed="rId11"/>
-                    <a:stretch>
-                      <a:fillRect/>
-                    </a:stretch>
-                  </pic:blipFill>
-                  <pic:spPr>
-                    <a:xfrm>
-                      <a:off x="0" y="0"/>
-                      <a:ext cx="1028700" cy="1019171"/>
-                    </a:xfrm>
-                    <a:prstGeom prst="rect">
-                      <a:avLst/>
-                    </a:prstGeom>
-                    <a:noFill/>
-                    <a:ln>
-                      <a:noFill/>
-                      <a:prstDash/>
-                    </a:ln>
-                  </pic:spPr>
-                </pic:pic>
-              </a:graphicData>
-            </a:graphic>
-          </wp:inline>
-        </w:drawing>
-      </w:r>
-      <w:r>
-        <w:br/>
-      </w:r>
-      <w:r>
-        <w:rPr>
-          <w:rFonts w:eastAsia="Aptos" w:cs="Aptos"/>
-          <w:b/>
-          <w:bCs/>
-          <w:color w:val="000000" w:themeColor="text1"/>
-        </w:rPr>
-        <w:t>São Paulo Tech School</w:t>
-      </w:r>
-    </w:p>
-    <w:p>
-      <w:pPr>
-        <w:spacing w:before="120" w:after="0"/>
-        <w:jc w:val="center"/>
-        <w:rPr>
-          <w:b/>
-          <w:bCs/>
-          <w:color w:val="000000" w:themeColor="text1"/>
-        </w:rPr>
-      </w:pPr>
-      <w:r>
-        <w:rPr>
-          <w:b/>
-          <w:bCs/>
-          <w:color w:val="000000" w:themeColor="text1"/>
-        </w:rPr>
-        <w:t xml:space="preserve">  </w:t>
-      </w:r>
-    </w:p>
-    <w:p>
-      <w:pPr>
-        <w:spacing w:before="120" w:after="0"/>
-        <w:jc w:val="center"/>
-        <w:rPr>
-          <w:b/>
-          <w:bCs/>
-          <w:color w:val="000000" w:themeColor="text1"/>
-        </w:rPr>
-      </w:pPr>
-    </w:p>
-    <w:p>
-      <w:pPr>
-        <w:spacing w:before="120" w:after="0"/>
-        <w:jc w:val="center"/>
-        <w:rPr>
-          <w:rFonts w:eastAsia="Aptos" w:cs="Aptos"/>
-          <w:color w:val="000000" w:themeColor="text1"/>
-        </w:rPr>
-      </w:pPr>
-      <w:r>
-        <w:rPr>
-          <w:rFonts w:eastAsia="Aptos" w:cs="Aptos"/>
-          <w:color w:val="000000" w:themeColor="text1"/>
-        </w:rPr>
-        <w:t>Isabella Viana</w:t>
-      </w:r>
-    </w:p>
-    <w:p>
-      <w:pPr>
-        <w:spacing w:before="120" w:after="0"/>
-        <w:jc w:val="center"/>
-        <w:rPr>
-          <w:rFonts w:eastAsia="Aptos" w:cs="Aptos"/>
-          <w:color w:val="000000" w:themeColor="text1"/>
-        </w:rPr>
-      </w:pPr>
-    </w:p>
-    <w:p>
-      <w:pPr>
-        <w:spacing w:before="120" w:after="0"/>
-        <w:jc w:val="center"/>
-        <w:rPr>
-          <w:rFonts w:cs="Aptos"/>
-          <w:color w:val="000000" w:themeColor="text1"/>
-        </w:rPr>
-      </w:pPr>
-    </w:p>
-    <w:p>
-      <w:pPr>
-        <w:spacing w:before="120" w:after="0"/>
-        <w:jc w:val="center"/>
-        <w:rPr>
-          <w:rFonts w:cs="Aptos"/>
-          <w:color w:val="000000" w:themeColor="text1"/>
-        </w:rPr>
-      </w:pPr>
-    </w:p>
-    <w:p>
-      <w:pPr>
-        <w:spacing w:before="120" w:after="0"/>
-        <w:jc w:val="center"/>
-        <w:rPr>
-          <w:rFonts w:cs="Aptos"/>
-          <w:color w:val="000000" w:themeColor="text1"/>
-        </w:rPr>
-      </w:pPr>
-    </w:p>
-    <w:p>
-      <w:pPr>
-        <w:spacing w:before="120" w:after="0"/>
-        <w:jc w:val="center"/>
-        <w:rPr>
-          <w:rFonts w:cs="Aptos"/>
-          <w:color w:val="000000" w:themeColor="text1"/>
-        </w:rPr>
-      </w:pPr>
-    </w:p>
-    <w:p>
-      <w:pPr>
-        <w:spacing w:before="120" w:after="0"/>
-        <w:jc w:val="center"/>
-        <w:rPr>
-          <w:rFonts w:cs="Aptos"/>
-          <w:color w:val="000000" w:themeColor="text1"/>
-        </w:rPr>
-      </w:pPr>
-    </w:p>
-    <w:p>
-      <w:pPr>
-        <w:spacing w:before="120" w:after="0"/>
-        <w:rPr>
-          <w:rFonts w:cs="Aptos"/>
-          <w:color w:val="000000" w:themeColor="text1"/>
-        </w:rPr>
-      </w:pPr>
-      <w:r>
-        <w:rPr>
-          <w:rFonts w:cs="Aptos"/>
-          <w:color w:val="000000" w:themeColor="text1"/>
-        </w:rPr>
-        <w:t xml:space="preserve">  </w:t>
-      </w:r>
-    </w:p>
-    <w:p>
-      <w:pPr>
-        <w:spacing w:before="120" w:after="0"/>
-        <w:rPr>
-          <w:rFonts w:cs="Aptos"/>
-          <w:color w:val="000000" w:themeColor="text1"/>
-        </w:rPr>
-      </w:pPr>
-    </w:p>
-    <w:p>
-      <w:pPr>
-        <w:spacing w:before="120" w:after="0"/>
-        <w:jc w:val="center"/>
-        <w:rPr>
-          <w:rFonts w:cs="Aptos"/>
-          <w:color w:val="000000" w:themeColor="text1"/>
-        </w:rPr>
-      </w:pPr>
-    </w:p>
-    <w:p>
-      <w:pPr>
-        <w:spacing w:before="120" w:after="0"/>
-        <w:jc w:val="center"/>
-        <w:rPr>
-          <w:rFonts w:cs="Aptos"/>
-          <w:color w:val="000000" w:themeColor="text1"/>
-        </w:rPr>
-      </w:pPr>
-    </w:p>
-    <w:p>
-      <w:pPr>
-        <w:spacing w:before="120" w:after="0"/>
-        <w:jc w:val="center"/>
-        <w:rPr>
-          <w:rFonts w:cs="Aptos"/>
-          <w:color w:val="000000" w:themeColor="text1"/>
-        </w:rPr>
-      </w:pPr>
-    </w:p>
-    <w:p>
-      <w:pPr>
-        <w:spacing w:before="120" w:after="0"/>
-        <w:jc w:val="center"/>
-        <w:rPr>
-          <w:rFonts w:cs="Aptos"/>
-          <w:b/>
-          <w:bCs/>
-          <w:color w:val="000000" w:themeColor="text1"/>
-        </w:rPr>
-      </w:pPr>
-      <w:r>
-        <w:rPr>
-          <w:rFonts w:cs="Aptos"/>
-          <w:b/>
-          <w:bCs/>
-          <w:color w:val="000000" w:themeColor="text1"/>
-        </w:rPr>
-        <w:t>SISTEMAS OPERACIONAIS</w:t>
-      </w:r>
-    </w:p>
-    <w:p>
-      <w:pPr>
-        <w:spacing w:before="120" w:after="0"/>
-        <w:jc w:val="center"/>
-        <w:rPr>
-          <w:rFonts w:cs="Aptos"/>
-          <w:b/>
-          <w:bCs/>
-          <w:color w:val="000000" w:themeColor="text1"/>
-        </w:rPr>
-      </w:pPr>
-      <w:r>
-        <w:rPr>
-          <w:rFonts w:cs="Aptos"/>
-          <w:b/>
-          <w:bCs/>
-          <w:color w:val="000000" w:themeColor="text1"/>
-        </w:rPr>
-        <w:t>Comandos e AWS</w:t>
-      </w:r>
-    </w:p>
-    <w:p>
-      <w:pPr>
-        <w:spacing w:before="120" w:after="0"/>
-        <w:jc w:val="center"/>
-        <w:rPr>
-          <w:rFonts w:cs="Aptos"/>
-          <w:color w:val="000000" w:themeColor="text1"/>
-        </w:rPr>
-      </w:pPr>
-    </w:p>
-    <w:p>
-      <w:pPr>
-        <w:spacing w:before="120" w:after="0"/>
-        <w:jc w:val="center"/>
-        <w:rPr>
-          <w:rFonts w:cs="Aptos"/>
-          <w:color w:val="000000" w:themeColor="text1"/>
-        </w:rPr>
-      </w:pPr>
-    </w:p>
-    <w:p>
-      <w:pPr>
-        <w:spacing w:before="120" w:after="0"/>
-        <w:rPr>
-          <w:rFonts w:cs="Aptos"/>
-          <w:color w:val="000000" w:themeColor="text1"/>
-        </w:rPr>
-      </w:pPr>
-    </w:p>
-    <w:p>
-      <w:pPr>
-        <w:spacing w:before="120" w:after="0"/>
-        <w:jc w:val="center"/>
-        <w:rPr>
-          <w:rFonts w:cs="Aptos"/>
-          <w:color w:val="000000" w:themeColor="text1"/>
-        </w:rPr>
-      </w:pPr>
-    </w:p>
-    <w:p>
-      <w:pPr>
-        <w:spacing w:before="120" w:after="0"/>
-        <w:jc w:val="center"/>
-        <w:rPr>
-          <w:rFonts w:cs="Aptos"/>
-          <w:color w:val="000000" w:themeColor="text1"/>
-        </w:rPr>
-      </w:pPr>
-    </w:p>
-    <w:p>
-      <w:pPr>
-        <w:spacing w:before="120" w:after="0"/>
-        <w:jc w:val="center"/>
-        <w:rPr>
-          <w:rFonts w:cs="Aptos"/>
-          <w:color w:val="000000" w:themeColor="text1"/>
-        </w:rPr>
-      </w:pPr>
-    </w:p>
-    <w:p>
-      <w:pPr>
-        <w:spacing w:before="120" w:after="0"/>
-        <w:rPr>
-          <w:rFonts w:cs="Aptos"/>
-          <w:color w:val="000000" w:themeColor="text1"/>
-        </w:rPr>
-      </w:pPr>
-    </w:p>
-    <w:p>
-      <w:pPr>
-        <w:spacing w:before="120" w:after="0"/>
-        <w:rPr>
-          <w:rFonts w:cs="Aptos"/>
-          <w:color w:val="000000" w:themeColor="text1"/>
-        </w:rPr>
-      </w:pPr>
-    </w:p>
-    <w:p>
-      <w:pPr>
-        <w:spacing w:before="120" w:after="0"/>
-        <w:rPr>
-          <w:rFonts w:cs="Aptos"/>
-          <w:color w:val="000000" w:themeColor="text1"/>
-        </w:rPr>
-      </w:pPr>
-    </w:p>
-    <w:p>
-      <w:pPr>
-        <w:spacing w:before="120" w:after="0"/>
-        <w:rPr>
-          <w:rFonts w:cs="Aptos"/>
-          <w:color w:val="000000" w:themeColor="text1"/>
-        </w:rPr>
-      </w:pPr>
-    </w:p>
-    <w:p>
-      <w:pPr>
-        <w:spacing w:before="120" w:after="0"/>
-        <w:rPr>
-          <w:rFonts w:cs="Aptos"/>
-          <w:color w:val="000000" w:themeColor="text1"/>
-        </w:rPr>
-      </w:pPr>
-    </w:p>
-    <w:p>
-      <w:pPr>
-        <w:spacing w:before="120" w:after="0"/>
-        <w:rPr>
-          <w:rFonts w:cs="Aptos"/>
-          <w:color w:val="000000" w:themeColor="text1"/>
-        </w:rPr>
-      </w:pPr>
-    </w:p>
-    <w:p>
-      <w:pPr>
-        <w:spacing w:before="120" w:after="0"/>
-        <w:jc w:val="center"/>
-        <w:rPr>
-          <w:rFonts w:cs="Aptos"/>
-          <w:color w:val="000000" w:themeColor="text1"/>
-        </w:rPr>
-      </w:pPr>
-    </w:p>
-    <w:p>
-      <w:pPr>
-        <w:spacing w:before="120" w:after="0"/>
-        <w:jc w:val="center"/>
-        <w:rPr>
-          <w:color w:val="000000" w:themeColor="text1"/>
-        </w:rPr>
-      </w:pPr>
-      <w:r>
-        <w:rPr>
-          <w:rFonts w:eastAsia="Aptos" w:cs="Aptos"/>
-          <w:color w:val="000000" w:themeColor="text1"/>
-        </w:rPr>
-        <w:t>Fevereiro</w:t>
-      </w:r>
-    </w:p>
-    <w:p>
-      <w:pPr>
-        <w:spacing w:before="120" w:after="0"/>
-        <w:jc w:val="center"/>
-        <w:rPr>
-          <w:color w:val="000000" w:themeColor="text1"/>
-        </w:rPr>
-      </w:pPr>
-      <w:r>
-        <w:rPr>
-          <w:rFonts w:eastAsia="Aptos" w:cs="Aptos"/>
-          <w:color w:val="000000" w:themeColor="text1"/>
-        </w:rPr>
-        <w:t>2025</w:t>
-      </w:r>
-    </w:p>
-    <w:bookmarkEnd w:id="0"/>
     <w:p>
       <w:pPr>
         <w:rPr>
@@ -460,374 +30,7 @@
           <w:sz w:val="36"/>
           <w:szCs w:val="36"/>
         </w:rPr>
-        <w:lastRenderedPageBreak/>
-        <w:t>1.  Print do Processo de Criação e Acesso da EC2</w:t>
-      </w:r>
-    </w:p>
-    <w:p>
-      <w:pPr>
-        <w:tabs>
-          <w:tab w:val="left" w:pos="1824"/>
-        </w:tabs>
-        <w:rPr>
-          <w:rFonts w:ascii="Arial Nova" w:hAnsi="Arial Nova"/>
-          <w:u w:val="single"/>
-        </w:rPr>
-      </w:pPr>
-      <w:r>
-        <w:rPr>
-          <w:noProof/>
-        </w:rPr>
-        <w:drawing>
-          <wp:inline distT="0" distB="0" distL="0" distR="0" wp14:anchorId="0B69F647" wp14:editId="2313BAE8">
-            <wp:extent cx="6336030" cy="1339850"/>
-            <wp:effectExtent l="0" t="0" r="7620" b="0"/>
-            <wp:docPr id="301942053" name="Imagem 6" descr="Interface gráfica do usuário, Texto, Aplicativo, Email&#10;&#10;O conteúdo gerado por IA pode estar incorreto."/>
-            <wp:cNvGraphicFramePr>
-              <a:graphicFrameLocks xmlns:a="http://schemas.openxmlformats.org/drawingml/2006/main" noChangeAspect="1"/>
-            </wp:cNvGraphicFramePr>
-            <a:graphic xmlns:a="http://schemas.openxmlformats.org/drawingml/2006/main">
-              <a:graphicData uri="http://schemas.openxmlformats.org/drawingml/2006/picture">
-                <pic:pic xmlns:pic="http://schemas.openxmlformats.org/drawingml/2006/picture">
-                  <pic:nvPicPr>
-                    <pic:cNvPr id="301942053" name="Imagem 6" descr="Interface gráfica do usuário, Texto, Aplicativo, Email&#10;&#10;O conteúdo gerado por IA pode estar incorreto."/>
-                    <pic:cNvPicPr>
-                      <a:picLocks noChangeAspect="1" noChangeArrowheads="1"/>
-                    </pic:cNvPicPr>
-                  </pic:nvPicPr>
-                  <pic:blipFill>
-                    <a:blip r:embed="rId12" cstate="print">
-                      <a:extLst>
-                        <a:ext uri="{28A0092B-C50C-407E-A947-70E740481C1C}">
-                          <a14:useLocalDpi xmlns:a14="http://schemas.microsoft.com/office/drawing/2010/main" val="0"/>
-                        </a:ext>
-                      </a:extLst>
-                    </a:blip>
-                    <a:srcRect/>
-                    <a:stretch>
-                      <a:fillRect/>
-                    </a:stretch>
-                  </pic:blipFill>
-                  <pic:spPr bwMode="auto">
-                    <a:xfrm>
-                      <a:off x="0" y="0"/>
-                      <a:ext cx="6336030" cy="1339850"/>
-                    </a:xfrm>
-                    <a:prstGeom prst="rect">
-                      <a:avLst/>
-                    </a:prstGeom>
-                    <a:noFill/>
-                    <a:ln>
-                      <a:noFill/>
-                    </a:ln>
-                  </pic:spPr>
-                </pic:pic>
-              </a:graphicData>
-            </a:graphic>
-          </wp:inline>
-        </w:drawing>
-      </w:r>
-      <w:r>
-        <w:rPr>
-          <w:noProof/>
-        </w:rPr>
-        <w:drawing>
-          <wp:inline distT="0" distB="0" distL="0" distR="0" wp14:anchorId="7B19C42D" wp14:editId="3E9676F2">
-            <wp:extent cx="6336030" cy="2945765"/>
-            <wp:effectExtent l="0" t="0" r="7620" b="6985"/>
-            <wp:docPr id="1154586366" name="Imagem 5" descr="Interface gráfica do usuário, Texto, Aplicativo, Email&#10;&#10;O conteúdo gerado por IA pode estar incorreto."/>
-            <wp:cNvGraphicFramePr>
-              <a:graphicFrameLocks xmlns:a="http://schemas.openxmlformats.org/drawingml/2006/main" noChangeAspect="1"/>
-            </wp:cNvGraphicFramePr>
-            <a:graphic xmlns:a="http://schemas.openxmlformats.org/drawingml/2006/main">
-              <a:graphicData uri="http://schemas.openxmlformats.org/drawingml/2006/picture">
-                <pic:pic xmlns:pic="http://schemas.openxmlformats.org/drawingml/2006/picture">
-                  <pic:nvPicPr>
-                    <pic:cNvPr id="1154586366" name="Imagem 5" descr="Interface gráfica do usuário, Texto, Aplicativo, Email&#10;&#10;O conteúdo gerado por IA pode estar incorreto."/>
-                    <pic:cNvPicPr>
-                      <a:picLocks noChangeAspect="1" noChangeArrowheads="1"/>
-                    </pic:cNvPicPr>
-                  </pic:nvPicPr>
-                  <pic:blipFill>
-                    <a:blip r:embed="rId13">
-                      <a:extLst>
-                        <a:ext uri="{28A0092B-C50C-407E-A947-70E740481C1C}">
-                          <a14:useLocalDpi xmlns:a14="http://schemas.microsoft.com/office/drawing/2010/main" val="0"/>
-                        </a:ext>
-                      </a:extLst>
-                    </a:blip>
-                    <a:srcRect/>
-                    <a:stretch>
-                      <a:fillRect/>
-                    </a:stretch>
-                  </pic:blipFill>
-                  <pic:spPr bwMode="auto">
-                    <a:xfrm>
-                      <a:off x="0" y="0"/>
-                      <a:ext cx="6336030" cy="2945765"/>
-                    </a:xfrm>
-                    <a:prstGeom prst="rect">
-                      <a:avLst/>
-                    </a:prstGeom>
-                    <a:noFill/>
-                    <a:ln>
-                      <a:noFill/>
-                    </a:ln>
-                  </pic:spPr>
-                </pic:pic>
-              </a:graphicData>
-            </a:graphic>
-          </wp:inline>
-        </w:drawing>
-      </w:r>
-      <w:r>
-        <w:rPr>
-          <w:noProof/>
-        </w:rPr>
-        <w:drawing>
-          <wp:inline distT="0" distB="0" distL="0" distR="0" wp14:anchorId="2687F001" wp14:editId="2D5E03B2">
-            <wp:extent cx="6336030" cy="3423285"/>
-            <wp:effectExtent l="0" t="0" r="7620" b="5715"/>
-            <wp:docPr id="590510402" name="Imagem 4" descr="Interface gráfica do usuário, Texto, Aplicativo, Email&#10;&#10;O conteúdo gerado por IA pode estar incorreto."/>
-            <wp:cNvGraphicFramePr>
-              <a:graphicFrameLocks xmlns:a="http://schemas.openxmlformats.org/drawingml/2006/main" noChangeAspect="1"/>
-            </wp:cNvGraphicFramePr>
-            <a:graphic xmlns:a="http://schemas.openxmlformats.org/drawingml/2006/main">
-              <a:graphicData uri="http://schemas.openxmlformats.org/drawingml/2006/picture">
-                <pic:pic xmlns:pic="http://schemas.openxmlformats.org/drawingml/2006/picture">
-                  <pic:nvPicPr>
-                    <pic:cNvPr id="590510402" name="Imagem 4" descr="Interface gráfica do usuário, Texto, Aplicativo, Email&#10;&#10;O conteúdo gerado por IA pode estar incorreto."/>
-                    <pic:cNvPicPr>
-                      <a:picLocks noChangeAspect="1" noChangeArrowheads="1"/>
-                    </pic:cNvPicPr>
-                  </pic:nvPicPr>
-                  <pic:blipFill>
-                    <a:blip r:embed="rId14">
-                      <a:extLst>
-                        <a:ext uri="{28A0092B-C50C-407E-A947-70E740481C1C}">
-                          <a14:useLocalDpi xmlns:a14="http://schemas.microsoft.com/office/drawing/2010/main" val="0"/>
-                        </a:ext>
-                      </a:extLst>
-                    </a:blip>
-                    <a:srcRect/>
-                    <a:stretch>
-                      <a:fillRect/>
-                    </a:stretch>
-                  </pic:blipFill>
-                  <pic:spPr bwMode="auto">
-                    <a:xfrm>
-                      <a:off x="0" y="0"/>
-                      <a:ext cx="6336030" cy="3423285"/>
-                    </a:xfrm>
-                    <a:prstGeom prst="rect">
-                      <a:avLst/>
-                    </a:prstGeom>
-                    <a:noFill/>
-                    <a:ln>
-                      <a:noFill/>
-                    </a:ln>
-                  </pic:spPr>
-                </pic:pic>
-              </a:graphicData>
-            </a:graphic>
-          </wp:inline>
-        </w:drawing>
-      </w:r>
-      <w:r>
-        <w:rPr>
-          <w:noProof/>
-        </w:rPr>
-        <w:lastRenderedPageBreak/>
-        <w:drawing>
-          <wp:inline distT="0" distB="0" distL="0" distR="0" wp14:anchorId="480F215E" wp14:editId="0AC09F15">
-            <wp:extent cx="6336030" cy="2616200"/>
-            <wp:effectExtent l="0" t="0" r="7620" b="0"/>
-            <wp:docPr id="347061996" name="Imagem 3" descr="Interface gráfica do usuário, Texto, Aplicativo, Email&#10;&#10;O conteúdo gerado por IA pode estar incorreto."/>
-            <wp:cNvGraphicFramePr>
-              <a:graphicFrameLocks xmlns:a="http://schemas.openxmlformats.org/drawingml/2006/main" noChangeAspect="1"/>
-            </wp:cNvGraphicFramePr>
-            <a:graphic xmlns:a="http://schemas.openxmlformats.org/drawingml/2006/main">
-              <a:graphicData uri="http://schemas.openxmlformats.org/drawingml/2006/picture">
-                <pic:pic xmlns:pic="http://schemas.openxmlformats.org/drawingml/2006/picture">
-                  <pic:nvPicPr>
-                    <pic:cNvPr id="347061996" name="Imagem 3" descr="Interface gráfica do usuário, Texto, Aplicativo, Email&#10;&#10;O conteúdo gerado por IA pode estar incorreto."/>
-                    <pic:cNvPicPr>
-                      <a:picLocks noChangeAspect="1" noChangeArrowheads="1"/>
-                    </pic:cNvPicPr>
-                  </pic:nvPicPr>
-                  <pic:blipFill>
-                    <a:blip r:embed="rId15">
-                      <a:extLst>
-                        <a:ext uri="{28A0092B-C50C-407E-A947-70E740481C1C}">
-                          <a14:useLocalDpi xmlns:a14="http://schemas.microsoft.com/office/drawing/2010/main" val="0"/>
-                        </a:ext>
-                      </a:extLst>
-                    </a:blip>
-                    <a:srcRect/>
-                    <a:stretch>
-                      <a:fillRect/>
-                    </a:stretch>
-                  </pic:blipFill>
-                  <pic:spPr bwMode="auto">
-                    <a:xfrm>
-                      <a:off x="0" y="0"/>
-                      <a:ext cx="6336030" cy="2616200"/>
-                    </a:xfrm>
-                    <a:prstGeom prst="rect">
-                      <a:avLst/>
-                    </a:prstGeom>
-                    <a:noFill/>
-                    <a:ln>
-                      <a:noFill/>
-                    </a:ln>
-                  </pic:spPr>
-                </pic:pic>
-              </a:graphicData>
-            </a:graphic>
-          </wp:inline>
-        </w:drawing>
-      </w:r>
-      <w:r>
-        <w:rPr>
-          <w:noProof/>
-        </w:rPr>
-        <w:drawing>
-          <wp:inline distT="0" distB="0" distL="0" distR="0" wp14:anchorId="077FE62C" wp14:editId="1AA38CD2">
-            <wp:extent cx="6336030" cy="3623945"/>
-            <wp:effectExtent l="0" t="0" r="7620" b="0"/>
-            <wp:docPr id="753949413" name="Imagem 2" descr="Interface gráfica do usuário, Texto, Aplicativo, Email&#10;&#10;O conteúdo gerado por IA pode estar incorreto."/>
-            <wp:cNvGraphicFramePr>
-              <a:graphicFrameLocks xmlns:a="http://schemas.openxmlformats.org/drawingml/2006/main" noChangeAspect="1"/>
-            </wp:cNvGraphicFramePr>
-            <a:graphic xmlns:a="http://schemas.openxmlformats.org/drawingml/2006/main">
-              <a:graphicData uri="http://schemas.openxmlformats.org/drawingml/2006/picture">
-                <pic:pic xmlns:pic="http://schemas.openxmlformats.org/drawingml/2006/picture">
-                  <pic:nvPicPr>
-                    <pic:cNvPr id="753949413" name="Imagem 2" descr="Interface gráfica do usuário, Texto, Aplicativo, Email&#10;&#10;O conteúdo gerado por IA pode estar incorreto."/>
-                    <pic:cNvPicPr>
-                      <a:picLocks noChangeAspect="1" noChangeArrowheads="1"/>
-                    </pic:cNvPicPr>
-                  </pic:nvPicPr>
-                  <pic:blipFill>
-                    <a:blip r:embed="rId16">
-                      <a:extLst>
-                        <a:ext uri="{28A0092B-C50C-407E-A947-70E740481C1C}">
-                          <a14:useLocalDpi xmlns:a14="http://schemas.microsoft.com/office/drawing/2010/main" val="0"/>
-                        </a:ext>
-                      </a:extLst>
-                    </a:blip>
-                    <a:srcRect/>
-                    <a:stretch>
-                      <a:fillRect/>
-                    </a:stretch>
-                  </pic:blipFill>
-                  <pic:spPr bwMode="auto">
-                    <a:xfrm>
-                      <a:off x="0" y="0"/>
-                      <a:ext cx="6336030" cy="3623945"/>
-                    </a:xfrm>
-                    <a:prstGeom prst="rect">
-                      <a:avLst/>
-                    </a:prstGeom>
-                    <a:noFill/>
-                    <a:ln>
-                      <a:noFill/>
-                    </a:ln>
-                  </pic:spPr>
-                </pic:pic>
-              </a:graphicData>
-            </a:graphic>
-          </wp:inline>
-        </w:drawing>
-      </w:r>
-      <w:r>
-        <w:rPr>
-          <w:noProof/>
-        </w:rPr>
-        <w:lastRenderedPageBreak/>
-        <w:drawing>
-          <wp:inline distT="0" distB="0" distL="0" distR="0" wp14:anchorId="50ADE35A" wp14:editId="0F5E23DE">
-            <wp:extent cx="6336030" cy="3802380"/>
-            <wp:effectExtent l="0" t="0" r="7620" b="7620"/>
-            <wp:docPr id="123027901" name="Imagem 1" descr="Interface gráfica do usuário, Texto, Aplicativo, Email&#10;&#10;O conteúdo gerado por IA pode estar incorreto."/>
-            <wp:cNvGraphicFramePr>
-              <a:graphicFrameLocks xmlns:a="http://schemas.openxmlformats.org/drawingml/2006/main" noChangeAspect="1"/>
-            </wp:cNvGraphicFramePr>
-            <a:graphic xmlns:a="http://schemas.openxmlformats.org/drawingml/2006/main">
-              <a:graphicData uri="http://schemas.openxmlformats.org/drawingml/2006/picture">
-                <pic:pic xmlns:pic="http://schemas.openxmlformats.org/drawingml/2006/picture">
-                  <pic:nvPicPr>
-                    <pic:cNvPr id="123027901" name="Imagem 1" descr="Interface gráfica do usuário, Texto, Aplicativo, Email&#10;&#10;O conteúdo gerado por IA pode estar incorreto."/>
-                    <pic:cNvPicPr>
-                      <a:picLocks noChangeAspect="1" noChangeArrowheads="1"/>
-                    </pic:cNvPicPr>
-                  </pic:nvPicPr>
-                  <pic:blipFill>
-                    <a:blip r:embed="rId17">
-                      <a:extLst>
-                        <a:ext uri="{28A0092B-C50C-407E-A947-70E740481C1C}">
-                          <a14:useLocalDpi xmlns:a14="http://schemas.microsoft.com/office/drawing/2010/main" val="0"/>
-                        </a:ext>
-                      </a:extLst>
-                    </a:blip>
-                    <a:srcRect/>
-                    <a:stretch>
-                      <a:fillRect/>
-                    </a:stretch>
-                  </pic:blipFill>
-                  <pic:spPr bwMode="auto">
-                    <a:xfrm>
-                      <a:off x="0" y="0"/>
-                      <a:ext cx="6336030" cy="3802380"/>
-                    </a:xfrm>
-                    <a:prstGeom prst="rect">
-                      <a:avLst/>
-                    </a:prstGeom>
-                    <a:noFill/>
-                    <a:ln>
-                      <a:noFill/>
-                    </a:ln>
-                  </pic:spPr>
-                </pic:pic>
-              </a:graphicData>
-            </a:graphic>
-          </wp:inline>
-        </w:drawing>
-      </w:r>
-    </w:p>
-    <w:p>
-      <w:pPr>
-        <w:tabs>
-          <w:tab w:val="left" w:pos="1824"/>
-        </w:tabs>
-        <w:rPr>
-          <w:rFonts w:ascii="Arial Nova" w:hAnsi="Arial Nova"/>
-          <w:u w:val="single"/>
-        </w:rPr>
-      </w:pPr>
-    </w:p>
-    <w:p>
-      <w:pPr>
-        <w:spacing w:line="360" w:lineRule="auto"/>
-        <w:rPr>
-          <w:rFonts w:ascii="Arial Nova" w:hAnsi="Arial Nova"/>
-          <w:b/>
-          <w:bCs/>
-          <w:color w:val="000000" w:themeColor="text1"/>
-          <w:sz w:val="36"/>
-          <w:szCs w:val="36"/>
-        </w:rPr>
-      </w:pPr>
-      <w:r>
-        <w:rPr>
-          <w:rFonts w:ascii="Arial Nova" w:hAnsi="Arial Nova"/>
-          <w:b/>
-          <w:bCs/>
-          <w:color w:val="000000" w:themeColor="text1"/>
-          <w:sz w:val="36"/>
-          <w:szCs w:val="36"/>
-        </w:rPr>
-        <w:t>2</w:t>
+        <w:t>1.  </w:t>
       </w:r>
       <w:r>
         <w:rPr>
@@ -838,7 +41,7 @@
           <w:sz w:val="36"/>
           <w:szCs w:val="36"/>
         </w:rPr>
-        <w:t>.  </w:t>
+        <w:t>Nomes</w:t>
       </w:r>
       <w:r>
         <w:rPr>
@@ -849,148 +52,7 @@
           <w:sz w:val="36"/>
           <w:szCs w:val="36"/>
         </w:rPr>
-        <w:t>Conexão SSH</w:t>
-      </w:r>
-    </w:p>
-    <w:p>
-      <w:pPr>
-        <w:spacing w:line="360" w:lineRule="auto"/>
-        <w:rPr>
-          <w:rFonts w:ascii="Arial Nova" w:hAnsi="Arial Nova"/>
-          <w:u w:val="single"/>
-        </w:rPr>
-      </w:pPr>
-      <w:r>
-        <w:rPr>
-          <w:noProof/>
-        </w:rPr>
-        <w:drawing>
-          <wp:inline distT="0" distB="0" distL="0" distR="0" wp14:anchorId="38CE200A" wp14:editId="7CA8AAA3">
-            <wp:extent cx="6336030" cy="3051810"/>
-            <wp:effectExtent l="0" t="0" r="7620" b="0"/>
-            <wp:docPr id="1994051457" name="Imagem 7" descr="Texto&#10;&#10;O conteúdo gerado por IA pode estar incorreto."/>
-            <wp:cNvGraphicFramePr>
-              <a:graphicFrameLocks xmlns:a="http://schemas.openxmlformats.org/drawingml/2006/main" noChangeAspect="1"/>
-            </wp:cNvGraphicFramePr>
-            <a:graphic xmlns:a="http://schemas.openxmlformats.org/drawingml/2006/main">
-              <a:graphicData uri="http://schemas.openxmlformats.org/drawingml/2006/picture">
-                <pic:pic xmlns:pic="http://schemas.openxmlformats.org/drawingml/2006/picture">
-                  <pic:nvPicPr>
-                    <pic:cNvPr id="1994051457" name="Imagem 7" descr="Texto&#10;&#10;O conteúdo gerado por IA pode estar incorreto."/>
-                    <pic:cNvPicPr>
-                      <a:picLocks noChangeAspect="1" noChangeArrowheads="1"/>
-                    </pic:cNvPicPr>
-                  </pic:nvPicPr>
-                  <pic:blipFill>
-                    <a:blip r:embed="rId18">
-                      <a:extLst>
-                        <a:ext uri="{28A0092B-C50C-407E-A947-70E740481C1C}">
-                          <a14:useLocalDpi xmlns:a14="http://schemas.microsoft.com/office/drawing/2010/main" val="0"/>
-                        </a:ext>
-                      </a:extLst>
-                    </a:blip>
-                    <a:srcRect/>
-                    <a:stretch>
-                      <a:fillRect/>
-                    </a:stretch>
-                  </pic:blipFill>
-                  <pic:spPr bwMode="auto">
-                    <a:xfrm>
-                      <a:off x="0" y="0"/>
-                      <a:ext cx="6336030" cy="3051810"/>
-                    </a:xfrm>
-                    <a:prstGeom prst="rect">
-                      <a:avLst/>
-                    </a:prstGeom>
-                    <a:noFill/>
-                    <a:ln>
-                      <a:noFill/>
-                    </a:ln>
-                  </pic:spPr>
-                </pic:pic>
-              </a:graphicData>
-            </a:graphic>
-          </wp:inline>
-        </w:drawing>
-      </w:r>
-    </w:p>
-    <w:p>
-      <w:pPr>
-        <w:spacing w:line="360" w:lineRule="auto"/>
-        <w:rPr>
-          <w:rFonts w:ascii="Arial Nova" w:hAnsi="Arial Nova"/>
-          <w:u w:val="single"/>
-        </w:rPr>
-      </w:pPr>
-    </w:p>
-    <w:p>
-      <w:pPr>
-        <w:spacing w:line="360" w:lineRule="auto"/>
-        <w:rPr>
-          <w:rFonts w:ascii="Arial Nova" w:hAnsi="Arial Nova"/>
-          <w:u w:val="single"/>
-        </w:rPr>
-      </w:pPr>
-    </w:p>
-    <w:p>
-      <w:pPr>
-        <w:spacing w:line="360" w:lineRule="auto"/>
-        <w:rPr>
-          <w:rFonts w:ascii="Arial Nova" w:hAnsi="Arial Nova"/>
-          <w:u w:val="single"/>
-        </w:rPr>
-      </w:pPr>
-    </w:p>
-    <w:p>
-      <w:pPr>
-        <w:spacing w:line="360" w:lineRule="auto"/>
-        <w:rPr>
-          <w:rFonts w:ascii="Arial Nova" w:hAnsi="Arial Nova"/>
-          <w:u w:val="single"/>
-        </w:rPr>
-      </w:pPr>
-    </w:p>
-    <w:p>
-      <w:pPr>
-        <w:spacing w:line="360" w:lineRule="auto"/>
-        <w:rPr>
-          <w:rFonts w:ascii="Arial Nova" w:hAnsi="Arial Nova"/>
-          <w:u w:val="single"/>
-        </w:rPr>
-      </w:pPr>
-    </w:p>
-    <w:p>
-      <w:pPr>
-        <w:spacing w:line="360" w:lineRule="auto"/>
-        <w:rPr>
-          <w:rFonts w:ascii="Arial Nova" w:hAnsi="Arial Nova"/>
-          <w:u w:val="single"/>
-        </w:rPr>
-      </w:pPr>
-    </w:p>
-    <w:p>
-      <w:pPr>
-        <w:spacing w:line="360" w:lineRule="auto"/>
-        <w:rPr>
-          <w:rFonts w:ascii="Arial Nova" w:hAnsi="Arial Nova"/>
-          <w:b/>
-          <w:bCs/>
-          <w:color w:val="000000" w:themeColor="text1"/>
-          <w:sz w:val="36"/>
-          <w:szCs w:val="36"/>
-        </w:rPr>
-      </w:pPr>
-      <w:r>
-        <w:rPr>
-          <w:rFonts w:ascii="Arial Nova" w:hAnsi="Arial Nova"/>
-          <w:b/>
-          <w:bCs/>
-          <w:color w:val="000000" w:themeColor="text1"/>
-          <w:sz w:val="36"/>
-          <w:szCs w:val="36"/>
-        </w:rPr>
-        <w:lastRenderedPageBreak/>
-        <w:t>3</w:t>
+        <w:br/>
       </w:r>
       <w:r>
         <w:rPr>
@@ -1001,7 +63,7 @@
           <w:sz w:val="36"/>
           <w:szCs w:val="36"/>
         </w:rPr>
-        <w:t>.</w:t>
+        <w:br/>
       </w:r>
       <w:r>
         <w:rPr>
@@ -1012,567 +74,111 @@
           <w:sz w:val="36"/>
           <w:szCs w:val="36"/>
         </w:rPr>
-        <w:t xml:space="preserve"> Executar Comandos Linux na EC2 (PDF com Comandos)</w:t>
-      </w:r>
-    </w:p>
-    <w:p>
-      <w:pPr>
-        <w:spacing w:line="360" w:lineRule="auto"/>
-        <w:rPr>
-          <w:rFonts w:ascii="Arial Nova" w:hAnsi="Arial Nova"/>
-          <w:u w:val="single"/>
-        </w:rPr>
-      </w:pPr>
-      <w:r>
-        <w:rPr>
-          <w:noProof/>
-        </w:rPr>
-        <w:drawing>
-          <wp:inline distT="0" distB="0" distL="0" distR="0" wp14:anchorId="51C655FC" wp14:editId="32B231CF">
-            <wp:extent cx="6336030" cy="4809490"/>
-            <wp:effectExtent l="0" t="0" r="7620" b="0"/>
-            <wp:docPr id="1677881813" name="Imagem 18" descr="Texto&#10;&#10;O conteúdo gerado por IA pode estar incorreto."/>
-            <wp:cNvGraphicFramePr>
-              <a:graphicFrameLocks xmlns:a="http://schemas.openxmlformats.org/drawingml/2006/main" noChangeAspect="1"/>
-            </wp:cNvGraphicFramePr>
-            <a:graphic xmlns:a="http://schemas.openxmlformats.org/drawingml/2006/main">
-              <a:graphicData uri="http://schemas.openxmlformats.org/drawingml/2006/picture">
-                <pic:pic xmlns:pic="http://schemas.openxmlformats.org/drawingml/2006/picture">
-                  <pic:nvPicPr>
-                    <pic:cNvPr id="1677881813" name="Imagem 18" descr="Texto&#10;&#10;O conteúdo gerado por IA pode estar incorreto."/>
-                    <pic:cNvPicPr>
-                      <a:picLocks noChangeAspect="1" noChangeArrowheads="1"/>
-                    </pic:cNvPicPr>
-                  </pic:nvPicPr>
-                  <pic:blipFill>
-                    <a:blip r:embed="rId19">
-                      <a:extLst>
-                        <a:ext uri="{28A0092B-C50C-407E-A947-70E740481C1C}">
-                          <a14:useLocalDpi xmlns:a14="http://schemas.microsoft.com/office/drawing/2010/main" val="0"/>
-                        </a:ext>
-                      </a:extLst>
-                    </a:blip>
-                    <a:srcRect/>
-                    <a:stretch>
-                      <a:fillRect/>
-                    </a:stretch>
-                  </pic:blipFill>
-                  <pic:spPr bwMode="auto">
-                    <a:xfrm>
-                      <a:off x="0" y="0"/>
-                      <a:ext cx="6336030" cy="4809490"/>
-                    </a:xfrm>
-                    <a:prstGeom prst="rect">
-                      <a:avLst/>
-                    </a:prstGeom>
-                    <a:noFill/>
-                    <a:ln>
-                      <a:noFill/>
-                    </a:ln>
-                  </pic:spPr>
-                </pic:pic>
-              </a:graphicData>
-            </a:graphic>
-          </wp:inline>
-        </w:drawing>
+        <w:t>-&gt; Instancia: eleva</w:t>
       </w:r>
       <w:r>
         <w:rPr>
-          <w:noProof/>
+          <w:rFonts w:ascii="Arial Nova" w:hAnsi="Arial Nova"/>
+          <w:b/>
+          <w:bCs/>
+          <w:color w:val="000000" w:themeColor="text1"/>
+          <w:sz w:val="36"/>
+          <w:szCs w:val="36"/>
         </w:rPr>
-        <w:drawing>
-          <wp:inline distT="0" distB="0" distL="0" distR="0" wp14:anchorId="40DD8162" wp14:editId="792D90C3">
-            <wp:extent cx="6336030" cy="2915920"/>
-            <wp:effectExtent l="0" t="0" r="7620" b="0"/>
-            <wp:docPr id="1391016007" name="Imagem 17" descr="Interface gráfica do usuário, Aplicativo&#10;&#10;O conteúdo gerado por IA pode estar incorreto."/>
-            <wp:cNvGraphicFramePr>
-              <a:graphicFrameLocks xmlns:a="http://schemas.openxmlformats.org/drawingml/2006/main" noChangeAspect="1"/>
-            </wp:cNvGraphicFramePr>
-            <a:graphic xmlns:a="http://schemas.openxmlformats.org/drawingml/2006/main">
-              <a:graphicData uri="http://schemas.openxmlformats.org/drawingml/2006/picture">
-                <pic:pic xmlns:pic="http://schemas.openxmlformats.org/drawingml/2006/picture">
-                  <pic:nvPicPr>
-                    <pic:cNvPr id="1391016007" name="Imagem 17" descr="Interface gráfica do usuário, Aplicativo&#10;&#10;O conteúdo gerado por IA pode estar incorreto."/>
-                    <pic:cNvPicPr>
-                      <a:picLocks noChangeAspect="1" noChangeArrowheads="1"/>
-                    </pic:cNvPicPr>
-                  </pic:nvPicPr>
-                  <pic:blipFill>
-                    <a:blip r:embed="rId20">
-                      <a:extLst>
-                        <a:ext uri="{28A0092B-C50C-407E-A947-70E740481C1C}">
-                          <a14:useLocalDpi xmlns:a14="http://schemas.microsoft.com/office/drawing/2010/main" val="0"/>
-                        </a:ext>
-                      </a:extLst>
-                    </a:blip>
-                    <a:srcRect/>
-                    <a:stretch>
-                      <a:fillRect/>
-                    </a:stretch>
-                  </pic:blipFill>
-                  <pic:spPr bwMode="auto">
-                    <a:xfrm>
-                      <a:off x="0" y="0"/>
-                      <a:ext cx="6336030" cy="2915920"/>
-                    </a:xfrm>
-                    <a:prstGeom prst="rect">
-                      <a:avLst/>
-                    </a:prstGeom>
-                    <a:noFill/>
-                    <a:ln>
-                      <a:noFill/>
-                    </a:ln>
-                  </pic:spPr>
-                </pic:pic>
-              </a:graphicData>
-            </a:graphic>
-          </wp:inline>
-        </w:drawing>
+        <w:br/>
+        <w:t xml:space="preserve">       |_ Docker: node-eleva</w:t>
       </w:r>
       <w:r>
         <w:rPr>
-          <w:noProof/>
+          <w:rFonts w:ascii="Arial Nova" w:hAnsi="Arial Nova"/>
+          <w:b/>
+          <w:bCs/>
+          <w:color w:val="000000" w:themeColor="text1"/>
+          <w:sz w:val="36"/>
+          <w:szCs w:val="36"/>
         </w:rPr>
-        <w:lastRenderedPageBreak/>
-        <w:drawing>
-          <wp:inline distT="0" distB="0" distL="0" distR="0" wp14:anchorId="0CB96878" wp14:editId="64177C61">
-            <wp:extent cx="6336030" cy="3420110"/>
-            <wp:effectExtent l="0" t="0" r="7620" b="8890"/>
-            <wp:docPr id="1630383470" name="Imagem 16" descr="Texto&#10;&#10;O conteúdo gerado por IA pode estar incorreto."/>
-            <wp:cNvGraphicFramePr>
-              <a:graphicFrameLocks xmlns:a="http://schemas.openxmlformats.org/drawingml/2006/main" noChangeAspect="1"/>
-            </wp:cNvGraphicFramePr>
-            <a:graphic xmlns:a="http://schemas.openxmlformats.org/drawingml/2006/main">
-              <a:graphicData uri="http://schemas.openxmlformats.org/drawingml/2006/picture">
-                <pic:pic xmlns:pic="http://schemas.openxmlformats.org/drawingml/2006/picture">
-                  <pic:nvPicPr>
-                    <pic:cNvPr id="1630383470" name="Imagem 16" descr="Texto&#10;&#10;O conteúdo gerado por IA pode estar incorreto."/>
-                    <pic:cNvPicPr>
-                      <a:picLocks noChangeAspect="1" noChangeArrowheads="1"/>
-                    </pic:cNvPicPr>
-                  </pic:nvPicPr>
-                  <pic:blipFill>
-                    <a:blip r:embed="rId21">
-                      <a:extLst>
-                        <a:ext uri="{28A0092B-C50C-407E-A947-70E740481C1C}">
-                          <a14:useLocalDpi xmlns:a14="http://schemas.microsoft.com/office/drawing/2010/main" val="0"/>
-                        </a:ext>
-                      </a:extLst>
-                    </a:blip>
-                    <a:srcRect/>
-                    <a:stretch>
-                      <a:fillRect/>
-                    </a:stretch>
-                  </pic:blipFill>
-                  <pic:spPr bwMode="auto">
-                    <a:xfrm>
-                      <a:off x="0" y="0"/>
-                      <a:ext cx="6336030" cy="3420110"/>
-                    </a:xfrm>
-                    <a:prstGeom prst="rect">
-                      <a:avLst/>
-                    </a:prstGeom>
-                    <a:noFill/>
-                    <a:ln>
-                      <a:noFill/>
-                    </a:ln>
-                  </pic:spPr>
-                </pic:pic>
-              </a:graphicData>
-            </a:graphic>
-          </wp:inline>
-        </w:drawing>
+        <w:br/>
+        <w:t xml:space="preserve">       |_Docker: </w:t>
+      </w:r>
+      <w:proofErr w:type="spellStart"/>
+      <w:r>
+        <w:rPr>
+          <w:rFonts w:ascii="Arial Nova" w:hAnsi="Arial Nova"/>
+          <w:b/>
+          <w:bCs/>
+          <w:color w:val="000000" w:themeColor="text1"/>
+          <w:sz w:val="36"/>
+          <w:szCs w:val="36"/>
+        </w:rPr>
+        <w:t>java</w:t>
+      </w:r>
+      <w:proofErr w:type="spellEnd"/>
+      <w:r>
+        <w:rPr>
+          <w:rFonts w:ascii="Arial Nova" w:hAnsi="Arial Nova"/>
+          <w:b/>
+          <w:bCs/>
+          <w:color w:val="000000" w:themeColor="text1"/>
+          <w:sz w:val="36"/>
+          <w:szCs w:val="36"/>
+        </w:rPr>
+        <w:t>-</w:t>
       </w:r>
       <w:r>
         <w:rPr>
-          <w:noProof/>
+          <w:rFonts w:ascii="Arial Nova" w:hAnsi="Arial Nova"/>
+          <w:b/>
+          <w:bCs/>
+          <w:color w:val="000000" w:themeColor="text1"/>
+          <w:sz w:val="36"/>
+          <w:szCs w:val="36"/>
+          <w:u w:val="single"/>
         </w:rPr>
-        <w:drawing>
-          <wp:inline distT="0" distB="0" distL="0" distR="0" wp14:anchorId="3FE96B3B" wp14:editId="740B72AC">
-            <wp:extent cx="6336030" cy="4250690"/>
-            <wp:effectExtent l="0" t="0" r="7620" b="0"/>
-            <wp:docPr id="1767851432" name="Imagem 15" descr="Texto&#10;&#10;O conteúdo gerado por IA pode estar incorreto."/>
-            <wp:cNvGraphicFramePr>
-              <a:graphicFrameLocks xmlns:a="http://schemas.openxmlformats.org/drawingml/2006/main" noChangeAspect="1"/>
-            </wp:cNvGraphicFramePr>
-            <a:graphic xmlns:a="http://schemas.openxmlformats.org/drawingml/2006/main">
-              <a:graphicData uri="http://schemas.openxmlformats.org/drawingml/2006/picture">
-                <pic:pic xmlns:pic="http://schemas.openxmlformats.org/drawingml/2006/picture">
-                  <pic:nvPicPr>
-                    <pic:cNvPr id="1767851432" name="Imagem 15" descr="Texto&#10;&#10;O conteúdo gerado por IA pode estar incorreto."/>
-                    <pic:cNvPicPr>
-                      <a:picLocks noChangeAspect="1" noChangeArrowheads="1"/>
-                    </pic:cNvPicPr>
-                  </pic:nvPicPr>
-                  <pic:blipFill>
-                    <a:blip r:embed="rId22">
-                      <a:extLst>
-                        <a:ext uri="{28A0092B-C50C-407E-A947-70E740481C1C}">
-                          <a14:useLocalDpi xmlns:a14="http://schemas.microsoft.com/office/drawing/2010/main" val="0"/>
-                        </a:ext>
-                      </a:extLst>
-                    </a:blip>
-                    <a:srcRect/>
-                    <a:stretch>
-                      <a:fillRect/>
-                    </a:stretch>
-                  </pic:blipFill>
-                  <pic:spPr bwMode="auto">
-                    <a:xfrm>
-                      <a:off x="0" y="0"/>
-                      <a:ext cx="6336030" cy="4250690"/>
-                    </a:xfrm>
-                    <a:prstGeom prst="rect">
-                      <a:avLst/>
-                    </a:prstGeom>
-                    <a:noFill/>
-                    <a:ln>
-                      <a:noFill/>
-                    </a:ln>
-                  </pic:spPr>
-                </pic:pic>
-              </a:graphicData>
-            </a:graphic>
-          </wp:inline>
-        </w:drawing>
+        <w:t>eleva</w:t>
       </w:r>
       <w:r>
         <w:rPr>
-          <w:noProof/>
+          <w:rFonts w:ascii="Arial Nova" w:hAnsi="Arial Nova"/>
+          <w:b/>
+          <w:bCs/>
+          <w:color w:val="000000" w:themeColor="text1"/>
+          <w:sz w:val="36"/>
+          <w:szCs w:val="36"/>
         </w:rPr>
-        <w:lastRenderedPageBreak/>
-        <w:drawing>
-          <wp:inline distT="0" distB="0" distL="0" distR="0" wp14:anchorId="78C393A4" wp14:editId="763B1DBA">
-            <wp:extent cx="6336030" cy="4191000"/>
-            <wp:effectExtent l="0" t="0" r="7620" b="0"/>
-            <wp:docPr id="2057162179" name="Imagem 14" descr="Texto&#10;&#10;O conteúdo gerado por IA pode estar incorreto."/>
-            <wp:cNvGraphicFramePr>
-              <a:graphicFrameLocks xmlns:a="http://schemas.openxmlformats.org/drawingml/2006/main" noChangeAspect="1"/>
-            </wp:cNvGraphicFramePr>
-            <a:graphic xmlns:a="http://schemas.openxmlformats.org/drawingml/2006/main">
-              <a:graphicData uri="http://schemas.openxmlformats.org/drawingml/2006/picture">
-                <pic:pic xmlns:pic="http://schemas.openxmlformats.org/drawingml/2006/picture">
-                  <pic:nvPicPr>
-                    <pic:cNvPr id="2057162179" name="Imagem 14" descr="Texto&#10;&#10;O conteúdo gerado por IA pode estar incorreto."/>
-                    <pic:cNvPicPr>
-                      <a:picLocks noChangeAspect="1" noChangeArrowheads="1"/>
-                    </pic:cNvPicPr>
-                  </pic:nvPicPr>
-                  <pic:blipFill>
-                    <a:blip r:embed="rId23">
-                      <a:extLst>
-                        <a:ext uri="{28A0092B-C50C-407E-A947-70E740481C1C}">
-                          <a14:useLocalDpi xmlns:a14="http://schemas.microsoft.com/office/drawing/2010/main" val="0"/>
-                        </a:ext>
-                      </a:extLst>
-                    </a:blip>
-                    <a:srcRect/>
-                    <a:stretch>
-                      <a:fillRect/>
-                    </a:stretch>
-                  </pic:blipFill>
-                  <pic:spPr bwMode="auto">
-                    <a:xfrm>
-                      <a:off x="0" y="0"/>
-                      <a:ext cx="6336030" cy="4191000"/>
-                    </a:xfrm>
-                    <a:prstGeom prst="rect">
-                      <a:avLst/>
-                    </a:prstGeom>
-                    <a:noFill/>
-                    <a:ln>
-                      <a:noFill/>
-                    </a:ln>
-                  </pic:spPr>
-                </pic:pic>
-              </a:graphicData>
-            </a:graphic>
-          </wp:inline>
-        </w:drawing>
+        <w:br/>
+        <w:t xml:space="preserve">       |_Docker: </w:t>
       </w:r>
-    </w:p>
-    <w:p>
-      <w:pPr>
-        <w:spacing w:line="360" w:lineRule="auto"/>
+      <w:proofErr w:type="spellStart"/>
+      <w:r>
         <w:rPr>
           <w:rFonts w:ascii="Arial Nova" w:hAnsi="Arial Nova"/>
-          <w:u w:val="single"/>
+          <w:b/>
+          <w:bCs/>
+          <w:color w:val="000000" w:themeColor="text1"/>
+          <w:sz w:val="36"/>
+          <w:szCs w:val="36"/>
         </w:rPr>
-      </w:pPr>
+        <w:t>mysql</w:t>
+      </w:r>
+      <w:proofErr w:type="spellEnd"/>
       <w:r>
         <w:rPr>
-          <w:noProof/>
+          <w:rFonts w:ascii="Arial Nova" w:hAnsi="Arial Nova"/>
+          <w:b/>
+          <w:bCs/>
+          <w:color w:val="000000" w:themeColor="text1"/>
+          <w:sz w:val="36"/>
+          <w:szCs w:val="36"/>
         </w:rPr>
-        <w:lastRenderedPageBreak/>
-        <w:drawing>
-          <wp:inline distT="0" distB="0" distL="0" distR="0" wp14:anchorId="2ED9479F" wp14:editId="4D4936AC">
-            <wp:extent cx="6336030" cy="2607310"/>
-            <wp:effectExtent l="0" t="0" r="7620" b="2540"/>
-            <wp:docPr id="60382420" name="Imagem 23" descr="Texto&#10;&#10;O conteúdo gerado por IA pode estar incorreto."/>
-            <wp:cNvGraphicFramePr>
-              <a:graphicFrameLocks xmlns:a="http://schemas.openxmlformats.org/drawingml/2006/main" noChangeAspect="1"/>
-            </wp:cNvGraphicFramePr>
-            <a:graphic xmlns:a="http://schemas.openxmlformats.org/drawingml/2006/main">
-              <a:graphicData uri="http://schemas.openxmlformats.org/drawingml/2006/picture">
-                <pic:pic xmlns:pic="http://schemas.openxmlformats.org/drawingml/2006/picture">
-                  <pic:nvPicPr>
-                    <pic:cNvPr id="60382420" name="Imagem 23" descr="Texto&#10;&#10;O conteúdo gerado por IA pode estar incorreto."/>
-                    <pic:cNvPicPr>
-                      <a:picLocks noChangeAspect="1" noChangeArrowheads="1"/>
-                    </pic:cNvPicPr>
-                  </pic:nvPicPr>
-                  <pic:blipFill>
-                    <a:blip r:embed="rId24">
-                      <a:extLst>
-                        <a:ext uri="{28A0092B-C50C-407E-A947-70E740481C1C}">
-                          <a14:useLocalDpi xmlns:a14="http://schemas.microsoft.com/office/drawing/2010/main" val="0"/>
-                        </a:ext>
-                      </a:extLst>
-                    </a:blip>
-                    <a:srcRect/>
-                    <a:stretch>
-                      <a:fillRect/>
-                    </a:stretch>
-                  </pic:blipFill>
-                  <pic:spPr bwMode="auto">
-                    <a:xfrm>
-                      <a:off x="0" y="0"/>
-                      <a:ext cx="6336030" cy="2607310"/>
-                    </a:xfrm>
-                    <a:prstGeom prst="rect">
-                      <a:avLst/>
-                    </a:prstGeom>
-                    <a:noFill/>
-                    <a:ln>
-                      <a:noFill/>
-                    </a:ln>
-                  </pic:spPr>
-                </pic:pic>
-              </a:graphicData>
-            </a:graphic>
-          </wp:inline>
-        </w:drawing>
-      </w:r>
-      <w:r>
-        <w:rPr>
-          <w:noProof/>
-        </w:rPr>
-        <w:drawing>
-          <wp:inline distT="0" distB="0" distL="0" distR="0" wp14:anchorId="609D6604" wp14:editId="0CC35541">
-            <wp:extent cx="6336030" cy="2981325"/>
-            <wp:effectExtent l="0" t="0" r="7620" b="9525"/>
-            <wp:docPr id="202456231" name="Imagem 22" descr="Texto&#10;&#10;O conteúdo gerado por IA pode estar incorreto."/>
-            <wp:cNvGraphicFramePr>
-              <a:graphicFrameLocks xmlns:a="http://schemas.openxmlformats.org/drawingml/2006/main" noChangeAspect="1"/>
-            </wp:cNvGraphicFramePr>
-            <a:graphic xmlns:a="http://schemas.openxmlformats.org/drawingml/2006/main">
-              <a:graphicData uri="http://schemas.openxmlformats.org/drawingml/2006/picture">
-                <pic:pic xmlns:pic="http://schemas.openxmlformats.org/drawingml/2006/picture">
-                  <pic:nvPicPr>
-                    <pic:cNvPr id="202456231" name="Imagem 22" descr="Texto&#10;&#10;O conteúdo gerado por IA pode estar incorreto."/>
-                    <pic:cNvPicPr>
-                      <a:picLocks noChangeAspect="1" noChangeArrowheads="1"/>
-                    </pic:cNvPicPr>
-                  </pic:nvPicPr>
-                  <pic:blipFill>
-                    <a:blip r:embed="rId25">
-                      <a:extLst>
-                        <a:ext uri="{28A0092B-C50C-407E-A947-70E740481C1C}">
-                          <a14:useLocalDpi xmlns:a14="http://schemas.microsoft.com/office/drawing/2010/main" val="0"/>
-                        </a:ext>
-                      </a:extLst>
-                    </a:blip>
-                    <a:srcRect/>
-                    <a:stretch>
-                      <a:fillRect/>
-                    </a:stretch>
-                  </pic:blipFill>
-                  <pic:spPr bwMode="auto">
-                    <a:xfrm>
-                      <a:off x="0" y="0"/>
-                      <a:ext cx="6336030" cy="2981325"/>
-                    </a:xfrm>
-                    <a:prstGeom prst="rect">
-                      <a:avLst/>
-                    </a:prstGeom>
-                    <a:noFill/>
-                    <a:ln>
-                      <a:noFill/>
-                    </a:ln>
-                  </pic:spPr>
-                </pic:pic>
-              </a:graphicData>
-            </a:graphic>
-          </wp:inline>
-        </w:drawing>
-      </w:r>
-      <w:r>
-        <w:rPr>
-          <w:noProof/>
-        </w:rPr>
-        <w:drawing>
-          <wp:inline distT="0" distB="0" distL="0" distR="0" wp14:anchorId="115F9DB1" wp14:editId="6F3B5595">
-            <wp:extent cx="6336030" cy="2681605"/>
-            <wp:effectExtent l="0" t="0" r="7620" b="4445"/>
-            <wp:docPr id="746925193" name="Imagem 21" descr="Texto&#10;&#10;O conteúdo gerado por IA pode estar incorreto."/>
-            <wp:cNvGraphicFramePr>
-              <a:graphicFrameLocks xmlns:a="http://schemas.openxmlformats.org/drawingml/2006/main" noChangeAspect="1"/>
-            </wp:cNvGraphicFramePr>
-            <a:graphic xmlns:a="http://schemas.openxmlformats.org/drawingml/2006/main">
-              <a:graphicData uri="http://schemas.openxmlformats.org/drawingml/2006/picture">
-                <pic:pic xmlns:pic="http://schemas.openxmlformats.org/drawingml/2006/picture">
-                  <pic:nvPicPr>
-                    <pic:cNvPr id="746925193" name="Imagem 21" descr="Texto&#10;&#10;O conteúdo gerado por IA pode estar incorreto."/>
-                    <pic:cNvPicPr>
-                      <a:picLocks noChangeAspect="1" noChangeArrowheads="1"/>
-                    </pic:cNvPicPr>
-                  </pic:nvPicPr>
-                  <pic:blipFill>
-                    <a:blip r:embed="rId26">
-                      <a:extLst>
-                        <a:ext uri="{28A0092B-C50C-407E-A947-70E740481C1C}">
-                          <a14:useLocalDpi xmlns:a14="http://schemas.microsoft.com/office/drawing/2010/main" val="0"/>
-                        </a:ext>
-                      </a:extLst>
-                    </a:blip>
-                    <a:srcRect/>
-                    <a:stretch>
-                      <a:fillRect/>
-                    </a:stretch>
-                  </pic:blipFill>
-                  <pic:spPr bwMode="auto">
-                    <a:xfrm>
-                      <a:off x="0" y="0"/>
-                      <a:ext cx="6336030" cy="2681605"/>
-                    </a:xfrm>
-                    <a:prstGeom prst="rect">
-                      <a:avLst/>
-                    </a:prstGeom>
-                    <a:noFill/>
-                    <a:ln>
-                      <a:noFill/>
-                    </a:ln>
-                  </pic:spPr>
-                </pic:pic>
-              </a:graphicData>
-            </a:graphic>
-          </wp:inline>
-        </w:drawing>
-      </w:r>
-      <w:r>
-        <w:rPr>
-          <w:noProof/>
-        </w:rPr>
-        <w:lastRenderedPageBreak/>
-        <w:drawing>
-          <wp:inline distT="0" distB="0" distL="0" distR="0" wp14:anchorId="1C315AE8" wp14:editId="40AA0F57">
-            <wp:extent cx="6336030" cy="3415030"/>
-            <wp:effectExtent l="0" t="0" r="7620" b="0"/>
-            <wp:docPr id="971792765" name="Imagem 20" descr="Texto&#10;&#10;O conteúdo gerado por IA pode estar incorreto."/>
-            <wp:cNvGraphicFramePr>
-              <a:graphicFrameLocks xmlns:a="http://schemas.openxmlformats.org/drawingml/2006/main" noChangeAspect="1"/>
-            </wp:cNvGraphicFramePr>
-            <a:graphic xmlns:a="http://schemas.openxmlformats.org/drawingml/2006/main">
-              <a:graphicData uri="http://schemas.openxmlformats.org/drawingml/2006/picture">
-                <pic:pic xmlns:pic="http://schemas.openxmlformats.org/drawingml/2006/picture">
-                  <pic:nvPicPr>
-                    <pic:cNvPr id="971792765" name="Imagem 20" descr="Texto&#10;&#10;O conteúdo gerado por IA pode estar incorreto."/>
-                    <pic:cNvPicPr>
-                      <a:picLocks noChangeAspect="1" noChangeArrowheads="1"/>
-                    </pic:cNvPicPr>
-                  </pic:nvPicPr>
-                  <pic:blipFill>
-                    <a:blip r:embed="rId27">
-                      <a:extLst>
-                        <a:ext uri="{28A0092B-C50C-407E-A947-70E740481C1C}">
-                          <a14:useLocalDpi xmlns:a14="http://schemas.microsoft.com/office/drawing/2010/main" val="0"/>
-                        </a:ext>
-                      </a:extLst>
-                    </a:blip>
-                    <a:srcRect/>
-                    <a:stretch>
-                      <a:fillRect/>
-                    </a:stretch>
-                  </pic:blipFill>
-                  <pic:spPr bwMode="auto">
-                    <a:xfrm>
-                      <a:off x="0" y="0"/>
-                      <a:ext cx="6336030" cy="3415030"/>
-                    </a:xfrm>
-                    <a:prstGeom prst="rect">
-                      <a:avLst/>
-                    </a:prstGeom>
-                    <a:noFill/>
-                    <a:ln>
-                      <a:noFill/>
-                    </a:ln>
-                  </pic:spPr>
-                </pic:pic>
-              </a:graphicData>
-            </a:graphic>
-          </wp:inline>
-        </w:drawing>
-      </w:r>
-      <w:r>
-        <w:rPr>
-          <w:noProof/>
-        </w:rPr>
-        <w:drawing>
-          <wp:inline distT="0" distB="0" distL="0" distR="0" wp14:anchorId="2C793453" wp14:editId="571B4C41">
-            <wp:extent cx="6336030" cy="3823335"/>
-            <wp:effectExtent l="0" t="0" r="7620" b="5715"/>
-            <wp:docPr id="788354547" name="Imagem 19" descr="Texto&#10;&#10;O conteúdo gerado por IA pode estar incorreto."/>
-            <wp:cNvGraphicFramePr>
-              <a:graphicFrameLocks xmlns:a="http://schemas.openxmlformats.org/drawingml/2006/main" noChangeAspect="1"/>
-            </wp:cNvGraphicFramePr>
-            <a:graphic xmlns:a="http://schemas.openxmlformats.org/drawingml/2006/main">
-              <a:graphicData uri="http://schemas.openxmlformats.org/drawingml/2006/picture">
-                <pic:pic xmlns:pic="http://schemas.openxmlformats.org/drawingml/2006/picture">
-                  <pic:nvPicPr>
-                    <pic:cNvPr id="788354547" name="Imagem 19" descr="Texto&#10;&#10;O conteúdo gerado por IA pode estar incorreto."/>
-                    <pic:cNvPicPr>
-                      <a:picLocks noChangeAspect="1" noChangeArrowheads="1"/>
-                    </pic:cNvPicPr>
-                  </pic:nvPicPr>
-                  <pic:blipFill>
-                    <a:blip r:embed="rId28">
-                      <a:extLst>
-                        <a:ext uri="{28A0092B-C50C-407E-A947-70E740481C1C}">
-                          <a14:useLocalDpi xmlns:a14="http://schemas.microsoft.com/office/drawing/2010/main" val="0"/>
-                        </a:ext>
-                      </a:extLst>
-                    </a:blip>
-                    <a:srcRect/>
-                    <a:stretch>
-                      <a:fillRect/>
-                    </a:stretch>
-                  </pic:blipFill>
-                  <pic:spPr bwMode="auto">
-                    <a:xfrm>
-                      <a:off x="0" y="0"/>
-                      <a:ext cx="6336030" cy="3823335"/>
-                    </a:xfrm>
-                    <a:prstGeom prst="rect">
-                      <a:avLst/>
-                    </a:prstGeom>
-                    <a:noFill/>
-                    <a:ln>
-                      <a:noFill/>
-                    </a:ln>
-                  </pic:spPr>
-                </pic:pic>
-              </a:graphicData>
-            </a:graphic>
-          </wp:inline>
-        </w:drawing>
+        <w:t>-eleva</w:t>
       </w:r>
     </w:p>
     <w:sectPr>
-      <w:headerReference w:type="even" r:id="rId29"/>
-      <w:headerReference w:type="default" r:id="rId30"/>
-      <w:footerReference w:type="default" r:id="rId31"/>
-      <w:headerReference w:type="first" r:id="rId32"/>
-      <w:footerReference w:type="first" r:id="rId33"/>
+      <w:headerReference w:type="even" r:id="rId11"/>
+      <w:headerReference w:type="default" r:id="rId12"/>
+      <w:footerReference w:type="default" r:id="rId13"/>
+      <w:headerReference w:type="first" r:id="rId14"/>
+      <w:footerReference w:type="first" r:id="rId15"/>
       <w:pgSz w:w="11906" w:h="16838" w:code="9"/>
       <w:pgMar w:top="964" w:right="964" w:bottom="964" w:left="964" w:header="709" w:footer="709" w:gutter="0"/>
       <w:pgNumType w:start="0"/>
@@ -3565,6 +2171,7 @@
   <w:style w:type="character" w:default="1" w:styleId="Fontepargpadro">
     <w:name w:val="Default Paragraph Font"/>
     <w:uiPriority w:val="1"/>
+    <w:semiHidden/>
     <w:unhideWhenUsed/>
   </w:style>
   <w:style w:type="table" w:default="1" w:styleId="Tabelanormal">
@@ -4232,14 +2839,6 @@
 </file>
 
 <file path=customXml/item1.xml><?xml version="1.0" encoding="utf-8"?>
-<p:properties xmlns:p="http://schemas.microsoft.com/office/2006/metadata/properties" xmlns:xsi="http://www.w3.org/2001/XMLSchema-instance" xmlns:pc="http://schemas.microsoft.com/office/infopath/2007/PartnerControls">
-  <documentManagement>
-    <_activity xmlns="9fdc8751-6fef-42ec-b05c-835dd8c535b4" xsi:nil="true"/>
-  </documentManagement>
-</p:properties>
-</file>
-
-<file path=customXml/item2.xml><?xml version="1.0" encoding="utf-8"?>
 <ct:contentTypeSchema xmlns:ct="http://schemas.microsoft.com/office/2006/metadata/contentType" xmlns:ma="http://schemas.microsoft.com/office/2006/metadata/properties/metaAttributes" ct:_="" ma:_="" ma:contentTypeName="Document" ma:contentTypeID="0x010100FD11765F9AC0004AAF0A4CAAFDFAF16A" ma:contentTypeVersion="6" ma:contentTypeDescription="Create a new document." ma:contentTypeScope="" ma:versionID="c1db3cfe74f49b6e731fecc6c4da219c">
   <xsd:schema xmlns:xsd="http://www.w3.org/2001/XMLSchema" xmlns:xs="http://www.w3.org/2001/XMLSchema" xmlns:p="http://schemas.microsoft.com/office/2006/metadata/properties" xmlns:ns3="9fdc8751-6fef-42ec-b05c-835dd8c535b4" targetNamespace="http://schemas.microsoft.com/office/2006/metadata/properties" ma:root="true" ma:fieldsID="a3ce8e001d5df7bf24f5830a82169193" ns3:_="">
     <xsd:import namespace="9fdc8751-6fef-42ec-b05c-835dd8c535b4"/>
@@ -4395,11 +2994,15 @@
 </ct:contentTypeSchema>
 </file>
 
-<file path=customXml/item3.xml><?xml version="1.0" encoding="utf-8"?>
-<b:Sources xmlns:b="http://schemas.openxmlformats.org/officeDocument/2006/bibliography" xmlns="http://schemas.openxmlformats.org/officeDocument/2006/bibliography" SelectedStyle="\APASixthEditionOfficeOnline.xsl" StyleName="APA" Version="6"/>
+<file path=customXml/item2.xml><?xml version="1.0" encoding="utf-8"?>
+<p:properties xmlns:p="http://schemas.microsoft.com/office/2006/metadata/properties" xmlns:xsi="http://www.w3.org/2001/XMLSchema-instance" xmlns:pc="http://schemas.microsoft.com/office/infopath/2007/PartnerControls">
+  <documentManagement>
+    <_activity xmlns="9fdc8751-6fef-42ec-b05c-835dd8c535b4" xsi:nil="true"/>
+  </documentManagement>
+</p:properties>
 </file>
 
-<file path=customXml/item4.xml><?xml version="1.0" encoding="utf-8"?>
+<file path=customXml/item3.xml><?xml version="1.0" encoding="utf-8"?>
 <?mso-contentType ?>
 <FormTemplates xmlns="http://schemas.microsoft.com/sharepoint/v3/contenttype/forms">
   <Display>DocumentLibraryForm</Display>
@@ -4408,17 +3011,11 @@
 </FormTemplates>
 </file>
 
-<file path=customXml/itemProps1.xml><?xml version="1.0" encoding="utf-8"?>
-<ds:datastoreItem xmlns:ds="http://schemas.openxmlformats.org/officeDocument/2006/customXml" ds:itemID="{79054B02-B215-46AC-9176-544339E93661}">
-  <ds:schemaRefs>
-    <ds:schemaRef ds:uri="http://schemas.microsoft.com/office/2006/metadata/properties"/>
-    <ds:schemaRef ds:uri="http://schemas.microsoft.com/office/infopath/2007/PartnerControls"/>
-    <ds:schemaRef ds:uri="9fdc8751-6fef-42ec-b05c-835dd8c535b4"/>
-  </ds:schemaRefs>
-</ds:datastoreItem>
+<file path=customXml/item4.xml><?xml version="1.0" encoding="utf-8"?>
+<b:Sources xmlns:b="http://schemas.openxmlformats.org/officeDocument/2006/bibliography" xmlns="http://schemas.openxmlformats.org/officeDocument/2006/bibliography" SelectedStyle="\APASixthEditionOfficeOnline.xsl" StyleName="APA" Version="6"/>
 </file>
 
-<file path=customXml/itemProps2.xml><?xml version="1.0" encoding="utf-8"?>
+<file path=customXml/itemProps1.xml><?xml version="1.0" encoding="utf-8"?>
 <ds:datastoreItem xmlns:ds="http://schemas.openxmlformats.org/officeDocument/2006/customXml" ds:itemID="{358E3006-9333-4C2D-9859-2AE54E7DFA70}">
   <ds:schemaRefs>
     <ds:schemaRef ds:uri="http://schemas.microsoft.com/office/2006/metadata/contentType"/>
@@ -4436,18 +3033,28 @@
 </ds:datastoreItem>
 </file>
 
+<file path=customXml/itemProps2.xml><?xml version="1.0" encoding="utf-8"?>
+<ds:datastoreItem xmlns:ds="http://schemas.openxmlformats.org/officeDocument/2006/customXml" ds:itemID="{79054B02-B215-46AC-9176-544339E93661}">
+  <ds:schemaRefs>
+    <ds:schemaRef ds:uri="http://schemas.microsoft.com/office/2006/metadata/properties"/>
+    <ds:schemaRef ds:uri="http://schemas.microsoft.com/office/infopath/2007/PartnerControls"/>
+    <ds:schemaRef ds:uri="9fdc8751-6fef-42ec-b05c-835dd8c535b4"/>
+  </ds:schemaRefs>
+</ds:datastoreItem>
+</file>
+
 <file path=customXml/itemProps3.xml><?xml version="1.0" encoding="utf-8"?>
+<ds:datastoreItem xmlns:ds="http://schemas.openxmlformats.org/officeDocument/2006/customXml" ds:itemID="{B52C9AD5-4F18-4494-A12B-C11EA8399E21}">
+  <ds:schemaRefs>
+    <ds:schemaRef ds:uri="http://schemas.microsoft.com/sharepoint/v3/contenttype/forms"/>
+  </ds:schemaRefs>
+</ds:datastoreItem>
+</file>
+
+<file path=customXml/itemProps4.xml><?xml version="1.0" encoding="utf-8"?>
 <ds:datastoreItem xmlns:ds="http://schemas.openxmlformats.org/officeDocument/2006/customXml" ds:itemID="{43C36E59-8586-4352-8310-158AD4E65655}">
   <ds:schemaRefs>
     <ds:schemaRef ds:uri="http://schemas.openxmlformats.org/officeDocument/2006/bibliography"/>
   </ds:schemaRefs>
 </ds:datastoreItem>
-</file>
-
-<file path=customXml/itemProps4.xml><?xml version="1.0" encoding="utf-8"?>
-<ds:datastoreItem xmlns:ds="http://schemas.openxmlformats.org/officeDocument/2006/customXml" ds:itemID="{B52C9AD5-4F18-4494-A12B-C11EA8399E21}">
-  <ds:schemaRefs>
-    <ds:schemaRef ds:uri="http://schemas.microsoft.com/sharepoint/v3/contenttype/forms"/>
-  </ds:schemaRefs>
-</ds:datastoreItem>
 </file>